--- a/manuscripts/16-18 Chapters - TRADDOMIUM Micro Battle.docx
+++ b/manuscripts/16-18 Chapters - TRADDOMIUM Micro Battle.docx
@@ -290,6 +290,21 @@
     </w:p>
     <w:p>
       <w:r>
+        <w:t>Jack looked at Paul for a long moment. It was the same man who, earlier that morning, had stood up in front of the whole town and asked who had done this to them.</w:t>
+      </w:r>
+    </w:p>
+    <w:p>
+      <w:r>
+        <w:t>"You'll have them. And your coolant goes on the list."</w:t>
+      </w:r>
+    </w:p>
+    <w:p>
+      <w:r>
+        <w:t>Paul nodded once, and didn't say thank you, and didn't need to.</w:t>
+      </w:r>
+    </w:p>
+    <w:p>
+      <w:r>
         <w:t>Sarah did the last of it in her head faster than anyone. "Fifteen thousand a day. Twenty-three days."</w:t>
       </w:r>
     </w:p>
@@ -311,21 +326,6 @@
     <w:p>
       <w:r>
         <w:t>Jack turned it over. Three weeks was not forever. But three weeks was not three days, either. It was time to think. Time to try things.</w:t>
-      </w:r>
-    </w:p>
-    <w:p>
-      <w:r>
-        <w:t>Jack looked at him for a long moment. It was the same man who, less than two hours ago, had stood up in front of the whole town and asked who had done this to them.</w:t>
-      </w:r>
-    </w:p>
-    <w:p>
-      <w:r>
-        <w:t>"You'll have them. And your coolant goes on the list."</w:t>
-      </w:r>
-    </w:p>
-    <w:p>
-      <w:r>
-        <w:t>Paul nodded once, and didn't say thank you, and didn't need to.</w:t>
       </w:r>
     </w:p>
     <w:p>
@@ -859,6 +859,509 @@
     <w:p>
       <w:r>
         <w:t>Neither of them moved. After a while, Sarah's breathing slowed, and her hand went loose over his, and Jack sat in the dark and listened to the island and didn't sleep at all.</w:t>
+      </w:r>
+    </w:p>
+    <w:p>
+      <w:pPr>
+        <w:pStyle w:val="Heading1"/>
+      </w:pPr>
+      <w:r>
+        <w:t>Chapter 18: Nothing Bare Touches Water</w:t>
+      </w:r>
+    </w:p>
+    <w:p>
+      <w:r>
+        <w:t>The window turned from black to gray so slowly that Jack couldn't have said when it started.</w:t>
+      </w:r>
+    </w:p>
+    <w:p>
+      <w:r>
+        <w:t>He had been watching it for hours. Sarah was asleep against his shoulder, breathing slow and even, and his arm had gone numb sometime after two. He hadn't moved it. Above the rooftops across the street, the tops of the grass came out of the dark one by one, and as the light grew, something along their edges began to shine.</w:t>
+      </w:r>
+    </w:p>
+    <w:p>
+      <w:r>
+        <w:t>Water. Even from here, he could see it.</w:t>
+      </w:r>
+    </w:p>
+    <w:p>
+      <w:r>
+        <w:t>His wrist buzzed, very softly. Jack lifted it as far from Sarah's ear as he could manage.</w:t>
+      </w:r>
+    </w:p>
+    <w:p>
+      <w:r>
+        <w:t>Mark's voice was low. "You up?"</w:t>
+      </w:r>
+    </w:p>
+    <w:p>
+      <w:r>
+        <w:t>"I never went down."</w:t>
+      </w:r>
+    </w:p>
+    <w:p>
+      <w:r>
+        <w:t>"Figured. That thing last night. You heard it?"</w:t>
+      </w:r>
+    </w:p>
+    <w:p>
+      <w:r>
+        <w:t>"I heard it."</w:t>
+      </w:r>
+    </w:p>
+    <w:p>
+      <w:r>
+        <w:t>"So did the perimeter sensors. Eleven forty, out past where any camera can see. One hit, nothing after. My night officers looked at every feed we've got. There's nothing to look at."</w:t>
+      </w:r>
+    </w:p>
+    <w:p>
+      <w:r>
+        <w:t>Jack watched the grass and thought about something heavy coming down in the dark, a long way off.</w:t>
+      </w:r>
+    </w:p>
+    <w:p>
+      <w:r>
+        <w:t>"So we don't know."</w:t>
+      </w:r>
+    </w:p>
+    <w:p>
+      <w:r>
+        <w:t>"We don't know. I'm putting it with the others. Planning meeting at nine. Utility station. Bring coffee. Don't bring Sarah."</w:t>
+      </w:r>
+    </w:p>
+    <w:p>
+      <w:r>
+        <w:t>Sarah didn't open her eyes. "I heard that."</w:t>
+      </w:r>
+    </w:p>
+    <w:p>
+      <w:r>
+        <w:t>There was a short silence on the line.</w:t>
+      </w:r>
+    </w:p>
+    <w:p>
+      <w:r>
+        <w:t>"Morning, Doctor Bennett."</w:t>
+      </w:r>
+    </w:p>
+    <w:p>
+      <w:r>
+        <w:t>"Morning, Mark. I'll be watching on the cameras. Lying down. Doctor Mercer's orders."</w:t>
+      </w:r>
+    </w:p>
+    <w:p>
+      <w:r>
+        <w:t>"Then I'll make sure to look busy."</w:t>
+      </w:r>
+    </w:p>
+    <w:p>
+      <w:r>
+        <w:t>The call clicked off. Sarah shifted, winced, and finally opened her eyes.</w:t>
+      </w:r>
+    </w:p>
+    <w:p>
+      <w:r>
+        <w:t>"You didn't sleep."</w:t>
+      </w:r>
+    </w:p>
+    <w:p>
+      <w:r>
+        <w:t>"I watched the grass."</w:t>
+      </w:r>
+    </w:p>
+    <w:p>
+      <w:r>
+        <w:t>"Did it do anything interesting?"</w:t>
+      </w:r>
+    </w:p>
+    <w:p>
+      <w:r>
+        <w:t>"It got wet."</w:t>
+      </w:r>
+    </w:p>
+    <w:p>
+      <w:r>
+        <w:t>She looked past him at the window, at the light catching along the tips of the blades, and didn't say anything for a while.</w:t>
+      </w:r>
+    </w:p>
+    <w:p>
+      <w:r>
+        <w:t>By nine, the utility station was warmer than the street and smelled of hot metal and fresh coffee. Lena had pushed two desks together in front of the gauge wall and covered them with paper. Mark stood beside a whiteboard he had dragged in from somewhere, a marker already in his hand. Aiden sat on an upturned crate, holding a mug in both hands as if it might get away.</w:t>
+      </w:r>
+    </w:p>
+    <w:p>
+      <w:r>
+        <w:t>Paul Harlan came in last, carrying a long aluminum pole over his shoulder like a fishing rod.</w:t>
+      </w:r>
+    </w:p>
+    <w:p>
+      <w:r>
+        <w:t>Lena looked up. "Good morning, Paul. Is that for us?"</w:t>
+      </w:r>
+    </w:p>
+    <w:p>
+      <w:r>
+        <w:t>He leaned the pole against the gauge wall. "It's for whoever's stupid enough to use it. Your greenhouse line's in. Finished around three."</w:t>
+      </w:r>
+    </w:p>
+    <w:p>
+      <w:r>
+        <w:t>Mark frowned. "In the dark. At the edge."</w:t>
+      </w:r>
+    </w:p>
+    <w:p>
+      <w:r>
+        <w:t>"Under tarps. Every lamp pointed at the ground. Your Unit Four stood there all night making sure. He checked twice."</w:t>
+      </w:r>
+    </w:p>
+    <w:p>
+      <w:r>
+        <w:t>Aiden looked up from his mug. "The tomatoes are drinking it. I checked at six. Nothing's wilting."</w:t>
+      </w:r>
+    </w:p>
+    <w:p>
+      <w:r>
+        <w:t>Paul grinned into his beard. "Told you they'd live."</w:t>
+      </w:r>
+    </w:p>
+    <w:p>
+      <w:r>
+        <w:t>Lena tapped a sheet of paper in front of her. "Before we start. The kitchens sent their count. I'm reading it out at noon, so you might as well hear it first."</w:t>
+      </w:r>
+    </w:p>
+    <w:p>
+      <w:r>
+        <w:t>Jack sat down across from her. "How bad?"</w:t>
+      </w:r>
+    </w:p>
+    <w:p>
+      <w:r>
+        <w:t>"Not as bad as water. About six weeks of food, at careful portions. A little longer once the greenhouse starts giving us more than salad."</w:t>
+      </w:r>
+    </w:p>
+    <w:p>
+      <w:r>
+        <w:t>Six weeks. Jack turned it over the way he had turned over three weeks the day before. It wasn't safety. But it meant the next problem wasn't food.</w:t>
+      </w:r>
+    </w:p>
+    <w:p>
+      <w:r>
+        <w:t>"Then water's still the clock."</w:t>
+      </w:r>
+    </w:p>
+    <w:p>
+      <w:r>
+        <w:t>"Water's still the clock."</w:t>
+      </w:r>
+    </w:p>
+    <w:p>
+      <w:r>
+        <w:t>Mark uncapped his marker. "Good. Then let's talk about the end of the road."</w:t>
+      </w:r>
+    </w:p>
+    <w:p>
+      <w:r>
+        <w:t>He wrote the first word on the whiteboard in large, square letters. Spider.</w:t>
+      </w:r>
+    </w:p>
+    <w:p>
+      <w:r>
+        <w:t>"It's out there. We've seen it. We know it hunts things that move fast. That's one."</w:t>
+      </w:r>
+    </w:p>
+    <w:p>
+      <w:r>
+        <w:t>He wrote the second. Drop.</w:t>
+      </w:r>
+    </w:p>
+    <w:p>
+      <w:r>
+        <w:t>"Aiden says insects drown in those. Anything that can trap a fly can trap a person. That's two."</w:t>
+      </w:r>
+    </w:p>
+    <w:p>
+      <w:r>
+        <w:t>Ground. "The soil past the asphalt is wet in the morning. Wet soil is slippery. Nobody's standing on it. That's three."</w:t>
+      </w:r>
+    </w:p>
+    <w:p>
+      <w:r>
+        <w:t>Birds. "We haven't seen one up close. I'd like to keep it that way. Four."</w:t>
+      </w:r>
+    </w:p>
+    <w:p>
+      <w:r>
+        <w:t>Radio. "If the radio fails, we come back. We don't wait to find out why. Five."</w:t>
+      </w:r>
+    </w:p>
+    <w:p>
+      <w:r>
+        <w:t>Then he wrote one more word, smaller, and underlined it twice. Brave.</w:t>
+      </w:r>
+    </w:p>
+    <w:p>
+      <w:r>
+        <w:t>Jack read it. "What's that one?"</w:t>
+      </w:r>
+    </w:p>
+    <w:p>
+      <w:r>
+        <w:t>Mark capped the marker and looked straight at him. "Somebody decides the plan is a suggestion. Somebody sees a bigger drop two meters farther in and thinks, just this once. That's the one that kills people. That's six."</w:t>
+      </w:r>
+    </w:p>
+    <w:p>
+      <w:r>
+        <w:t>"Nobody's going to do that."</w:t>
+      </w:r>
+    </w:p>
+    <w:p>
+      <w:r>
+        <w:t>"Good. Then it's an easy rule to keep."</w:t>
+      </w:r>
+    </w:p>
+    <w:p>
+      <w:r>
+        <w:t>Paul grunted. It might have been a laugh.</w:t>
+      </w:r>
+    </w:p>
+    <w:p>
+      <w:r>
+        <w:t>Jack nodded at the pole. "Tell me how we get the water."</w:t>
+      </w:r>
+    </w:p>
+    <w:p>
+      <w:r>
+        <w:t>Aiden set his mug down. "Not with a cup."</w:t>
+      </w:r>
+    </w:p>
+    <w:p>
+      <w:r>
+        <w:t>Everybody looked at him. He went a little red, but he kept going.</w:t>
+      </w:r>
+    </w:p>
+    <w:p>
+      <w:r>
+        <w:t>"In the greenhouse, when a drop sits on a seedling too long, it rots the leaf. So I wick it off. I touch the drop with a corner of cotton cloth, and the water runs into the cloth on its own. You don't scoop it. You let it soak in."</w:t>
+      </w:r>
+    </w:p>
+    <w:p>
+      <w:r>
+        <w:t>Lena frowned. "Why not a cup? A cup's simpler."</w:t>
+      </w:r>
+    </w:p>
+    <w:p>
+      <w:r>
+        <w:t>"Because at our size, water climbs. It'll run up the rim of a cup and over the side and onto whoever's holding it. Same with skin. If that drop touches your hand, it won't fall off. It'll keep coming."</w:t>
+      </w:r>
+    </w:p>
+    <w:p>
+      <w:r>
+        <w:t>Mark wrote it under his list without being asked. Nothing bare touches water.</w:t>
+      </w:r>
+    </w:p>
+    <w:p>
+      <w:r>
+        <w:t>Paul picked up the pole and pulled it out, section by section, until it reached nearly to the ceiling. On the end, he had fastened a fat yellow sponge with two steel clamps.</w:t>
+      </w:r>
+    </w:p>
+    <w:p>
+      <w:r>
+        <w:t>"Four meters. Painter's pole from Facilities. The sponge is new, from my parts washer, never been used, so you won't be drinking machine oil. You soak it, you swing it back, you squeeze it into a funnel."</w:t>
+      </w:r>
+    </w:p>
+    <w:p>
+      <w:r>
+        <w:t>"Into what?"</w:t>
+      </w:r>
+    </w:p>
+    <w:p>
+      <w:r>
+        <w:t>"A twenty-liter jug. One person's water for a day."</w:t>
+      </w:r>
+    </w:p>
+    <w:p>
+      <w:r>
+        <w:t>Lena brought a bucket from the corner and set it on the floor. Jack took the pole. It was lighter than it looked and bent a little at the far end.</w:t>
+      </w:r>
+    </w:p>
+    <w:p>
+      <w:r>
+        <w:t>He lowered the sponge into the bucket and held it there. The yellow went dark. When he lifted it, it came up heavy, dripping, and the pole bowed toward the floor.</w:t>
+      </w:r>
+    </w:p>
+    <w:p>
+      <w:r>
+        <w:t>"Now it's heavy."</w:t>
+      </w:r>
+    </w:p>
+    <w:p>
+      <w:r>
+        <w:t>Paul nodded. "That's a lot of water on the end of a long stick. Don't let it swing."</w:t>
+      </w:r>
+    </w:p>
+    <w:p>
+      <w:r>
+        <w:t>Mark folded his arms. "And you're doing that with one and a half hands."</w:t>
+      </w:r>
+    </w:p>
+    <w:p>
+      <w:r>
+        <w:t>Jack looked at the stitches on the back of his left hand. "Mercer said keep it dry."</w:t>
+      </w:r>
+    </w:p>
+    <w:p>
+      <w:r>
+        <w:t>"Mercer's going to love this."</w:t>
+      </w:r>
+    </w:p>
+    <w:p>
+      <w:r>
+        <w:t>"I'll wear a glove."</w:t>
+      </w:r>
+    </w:p>
+    <w:p>
+      <w:r>
+        <w:t>"Wear two."</w:t>
+      </w:r>
+    </w:p>
+    <w:p>
+      <w:r>
+        <w:t>Mark looked around the room, and Jack could see him counting. "Three people go. Small, roped, slow. I'm on the rope. I've done this before, and I'm the one who says when we leave. Jack's on the pole."</w:t>
+      </w:r>
+    </w:p>
+    <w:p>
+      <w:r>
+        <w:t>Paul raised an eyebrow. "The man the whole town is waiting on to name a saboteur. You want him standing next to a spider?"</w:t>
+      </w:r>
+    </w:p>
+    <w:p>
+      <w:r>
+        <w:t>Jack answered before Mark could. "I told five hundred people to stay off the edge. If anybody goes, I go."</w:t>
+      </w:r>
+    </w:p>
+    <w:p>
+      <w:r>
+        <w:t>Paul looked at him for a long moment, then shrugged. "Then don't fall in."</w:t>
+      </w:r>
+    </w:p>
+    <w:p>
+      <w:r>
+        <w:t>Mark turned to Aiden. Aiden sat up very straight on his crate.</w:t>
+      </w:r>
+    </w:p>
+    <w:p>
+      <w:r>
+        <w:t>"You're third. You take the sample, and you tell us what we're looking at. We tie the line off to the maintenance cart at the end of the road, and Unit Four stays at the cart and holds it."</w:t>
+      </w:r>
+    </w:p>
+    <w:p>
+      <w:r>
+        <w:t>"And our feet?"</w:t>
+      </w:r>
+    </w:p>
+    <w:p>
+      <w:r>
+        <w:t>"Toes on the asphalt. All three of us. Nobody steps onto the soil. Not for a bigger drop, not for a better sample, not for anything."</w:t>
+      </w:r>
+    </w:p>
+    <w:p>
+      <w:r>
+        <w:t>Aiden nodded so fast it looked like it hurt.</w:t>
+      </w:r>
+    </w:p>
+    <w:p>
+      <w:r>
+        <w:t>Lena's console chimed. She glanced at it. "Sarah's on the line. She says it's important."</w:t>
+      </w:r>
+    </w:p>
+    <w:p>
+      <w:r>
+        <w:t>"Put her on."</w:t>
+      </w:r>
+    </w:p>
+    <w:p>
+      <w:r>
+        <w:t>Sarah's voice filled the room, close and clear. "I've been going through the greenhouse cameras from this morning. The two on the outside wall. They look along the edge toward the end of the road."</w:t>
+      </w:r>
+    </w:p>
+    <w:p>
+      <w:r>
+        <w:t>Jack leaned toward the speaker. "And?"</w:t>
+      </w:r>
+    </w:p>
+    <w:p>
+      <w:r>
+        <w:t>"Lena, can you pull up the first outside camera, six forty-five?"</w:t>
+      </w:r>
+    </w:p>
+    <w:p>
+      <w:r>
+        <w:t>Lena did. The big monitor showed the greenhouse wall in gray light, the end of the asphalt, and the wall of stems beyond. High up, between two blades, something pale hung in the shadows.</w:t>
+      </w:r>
+    </w:p>
+    <w:p>
+      <w:r>
+        <w:t>"I thought that was a seed head. It isn't. Watch."</w:t>
+      </w:r>
+    </w:p>
+    <w:p>
+      <w:r>
+        <w:t>At six forty-two, the first sunlight touched the top of the grass. The pale shape moved.</w:t>
+      </w:r>
+    </w:p>
+    <w:p>
+      <w:r>
+        <w:t>It wasn't a seed head. It was a bag, a tight white pouch of silk, and something was pushing its way out of it. Legs first. Then the body. Then the eyes, huge and dark, catching the low sun.</w:t>
+      </w:r>
+    </w:p>
+    <w:p>
+      <w:r>
+        <w:t>Aiden whispered into his mug. "It's a retreat. They sleep in those. They spin one and come back to it."</w:t>
+      </w:r>
+    </w:p>
+    <w:p>
+      <w:r>
+        <w:t>The spider climbed slowly down the stem and stopped in the full light, perfectly still.</w:t>
+      </w:r>
+    </w:p>
+    <w:p>
+      <w:r>
+        <w:t>Sarah's voice was steady. "It sat there for a quarter of an hour. Then, just before seven, it started hunting. Right along the end of the road."</w:t>
+      </w:r>
+    </w:p>
+    <w:p>
+      <w:r>
+        <w:t>Mark stared at the frozen frame. "That's one morning. A cold morning, or a cloudy one, and it could change."</w:t>
+      </w:r>
+    </w:p>
+    <w:p>
+      <w:r>
+        <w:t>"I know. But the water's there from half past six. And the spider comes out when the sun hits the grass."</w:t>
+      </w:r>
+    </w:p>
+    <w:p>
+      <w:r>
+        <w:t>Jack did the math, and didn't like it. "Half an hour."</w:t>
+      </w:r>
+    </w:p>
+    <w:p>
+      <w:r>
+        <w:t>Nobody said anything.</w:t>
+      </w:r>
+    </w:p>
+    <w:p>
+      <w:r>
+        <w:t>Aiden set his mug down very carefully on the floor. "It lives there. Right above the end of the road. Every time we go out there, it'll be watching us."</w:t>
+      </w:r>
+    </w:p>
+    <w:p>
+      <w:r>
+        <w:t>Mark picked his marker back up, looked at the whiteboard, and wrote one more line under the rest.</w:t>
+      </w:r>
+    </w:p>
+    <w:p>
+      <w:r>
+        <w:t>Be boring.</w:t>
       </w:r>
     </w:p>
     <w:sectPr>

--- a/manuscripts/16-18 Chapters - TRADDOMIUM Micro Battle.docx
+++ b/manuscripts/16-18 Chapters - TRADDOMIUM Micro Battle.docx
@@ -598,7 +598,7 @@
     </w:p>
     <w:p>
       <w:r>
-        <w:t>Mark pushed himself off the doorframe. "Sitting past the end of the road, inside a forest full of things the size of cars. Nobody walks past the end of the road. I said it this morning. So did you, on every speaker in town. Now you're going to stand there and tell me we're going out?"</w:t>
+        <w:t>Mark pushed himself off the doorframe. "Sitting past the end of the road, inside a forest full of things the size of cars. This morning I told that kid nobody even walks to the end of the road. You told the whole town nobody goes past it. Now you're going to stand there and tell me we're going out?"</w:t>
       </w:r>
     </w:p>
     <w:p>
